--- a/visa_employment.docx
+++ b/visa_employment.docx
@@ -649,7 +649,63 @@
           <w:bCs/>
           <w:lang w:val="en-US"/>
         </w:rPr>
-        <w:t>{{place of work}}</w:t>
+        <w:t>{{</w:t>
+      </w:r>
+      <w:proofErr w:type="spellStart"/>
+      <w:r>
+        <w:rPr>
+          <w:rFonts w:cstheme="minorBidi"/>
+          <w:b/>
+          <w:bCs/>
+          <w:lang w:val="en-US"/>
+        </w:rPr>
+        <w:t>place</w:t>
+      </w:r>
+      <w:r>
+        <w:rPr>
+          <w:rFonts w:cstheme="minorBidi"/>
+          <w:b/>
+          <w:bCs/>
+          <w:lang w:val="en-US"/>
+        </w:rPr>
+        <w:t>_</w:t>
+      </w:r>
+      <w:r>
+        <w:rPr>
+          <w:rFonts w:cstheme="minorBidi"/>
+          <w:b/>
+          <w:bCs/>
+          <w:lang w:val="en-US"/>
+        </w:rPr>
+        <w:t>of</w:t>
+      </w:r>
+      <w:r>
+        <w:rPr>
+          <w:rFonts w:cstheme="minorBidi"/>
+          <w:b/>
+          <w:bCs/>
+          <w:lang w:val="en-US"/>
+        </w:rPr>
+        <w:t>_</w:t>
+      </w:r>
+      <w:r>
+        <w:rPr>
+          <w:rFonts w:cstheme="minorBidi"/>
+          <w:b/>
+          <w:bCs/>
+          <w:lang w:val="en-US"/>
+        </w:rPr>
+        <w:t>work</w:t>
+      </w:r>
+      <w:proofErr w:type="spellEnd"/>
+      <w:r>
+        <w:rPr>
+          <w:rFonts w:cstheme="minorBidi"/>
+          <w:b/>
+          <w:bCs/>
+          <w:lang w:val="en-US"/>
+        </w:rPr>
+        <w:t>}}</w:t>
       </w:r>
       <w:r>
         <w:rPr>
@@ -817,7 +873,39 @@
           <w:b/>
           <w:bCs/>
         </w:rPr>
-        <w:t>{{place of work}}</w:t>
+        <w:t>{{place</w:t>
+      </w:r>
+      <w:r>
+        <w:rPr>
+          <w:rFonts w:cs="Times New Roman"/>
+          <w:b/>
+          <w:bCs/>
+        </w:rPr>
+        <w:t>_</w:t>
+      </w:r>
+      <w:r>
+        <w:rPr>
+          <w:rFonts w:cs="Times New Roman"/>
+          <w:b/>
+          <w:bCs/>
+        </w:rPr>
+        <w:t>of</w:t>
+      </w:r>
+      <w:r>
+        <w:rPr>
+          <w:rFonts w:cs="Times New Roman"/>
+          <w:b/>
+          <w:bCs/>
+        </w:rPr>
+        <w:t>_</w:t>
+      </w:r>
+      <w:r>
+        <w:rPr>
+          <w:rFonts w:cs="Times New Roman"/>
+          <w:b/>
+          <w:bCs/>
+        </w:rPr>
+        <w:t>work}}</w:t>
       </w:r>
       <w:r>
         <w:rPr>

--- a/visa_employment.docx
+++ b/visa_employment.docx
@@ -516,7 +516,31 @@
         <w:rPr>
           <w:rFonts w:cs="Times New Roman"/>
         </w:rPr>
-        <w:t>{{date of issue}}</w:t>
+        <w:t>{{date</w:t>
+      </w:r>
+      <w:r>
+        <w:rPr>
+          <w:rFonts w:cs="Times New Roman"/>
+        </w:rPr>
+        <w:t>_</w:t>
+      </w:r>
+      <w:r>
+        <w:rPr>
+          <w:rFonts w:cs="Times New Roman"/>
+        </w:rPr>
+        <w:t>of</w:t>
+      </w:r>
+      <w:r>
+        <w:rPr>
+          <w:rFonts w:cs="Times New Roman"/>
+        </w:rPr>
+        <w:t>_</w:t>
+      </w:r>
+      <w:r>
+        <w:rPr>
+          <w:rFonts w:cs="Times New Roman"/>
+        </w:rPr>
+        <w:t>issue}}</w:t>
       </w:r>
       <w:r>
         <w:rPr>
@@ -537,7 +561,37 @@
           <w:rFonts w:cs="Times New Roman"/>
           <w:lang w:val="en-US"/>
         </w:rPr>
-        <w:t>{{passport expiration}}</w:t>
+        <w:t>{{</w:t>
+      </w:r>
+      <w:proofErr w:type="spellStart"/>
+      <w:r>
+        <w:rPr>
+          <w:rFonts w:cs="Times New Roman"/>
+          <w:lang w:val="en-US"/>
+        </w:rPr>
+        <w:t>passport</w:t>
+      </w:r>
+      <w:r>
+        <w:rPr>
+          <w:rFonts w:cs="Times New Roman"/>
+          <w:lang w:val="en-US"/>
+        </w:rPr>
+        <w:t>_</w:t>
+      </w:r>
+      <w:r>
+        <w:rPr>
+          <w:rFonts w:cs="Times New Roman"/>
+          <w:lang w:val="en-US"/>
+        </w:rPr>
+        <w:t>expiration</w:t>
+      </w:r>
+      <w:proofErr w:type="spellEnd"/>
+      <w:r>
+        <w:rPr>
+          <w:rFonts w:cs="Times New Roman"/>
+          <w:lang w:val="en-US"/>
+        </w:rPr>
+        <w:t>}}</w:t>
       </w:r>
       <w:r>
         <w:rPr>

--- a/visa_employment.docx
+++ b/visa_employment.docx
@@ -783,7 +783,31 @@
         <w:rPr>
           <w:rFonts w:cs="Times New Roman"/>
         </w:rPr>
-        <w:t>{{location of work}}</w:t>
+        <w:t>{{location</w:t>
+      </w:r>
+      <w:r>
+        <w:rPr>
+          <w:rFonts w:cs="Times New Roman"/>
+        </w:rPr>
+        <w:t>_</w:t>
+      </w:r>
+      <w:r>
+        <w:rPr>
+          <w:rFonts w:cs="Times New Roman"/>
+        </w:rPr>
+        <w:t>of</w:t>
+      </w:r>
+      <w:r>
+        <w:rPr>
+          <w:rFonts w:cs="Times New Roman"/>
+        </w:rPr>
+        <w:t>_</w:t>
+      </w:r>
+      <w:r>
+        <w:rPr>
+          <w:rFonts w:cs="Times New Roman"/>
+        </w:rPr>
+        <w:t>work}}</w:t>
       </w:r>
       <w:r>
         <w:rPr>

--- a/visa_employment.docx
+++ b/visa_employment.docx
@@ -497,7 +497,51 @@
           <w:rFonts w:cs="Times New Roman"/>
           <w:lang w:val="en-US"/>
         </w:rPr>
-        <w:t>{{place of issue}}, {{country of issue}}</w:t>
+        <w:t>{{</w:t>
+      </w:r>
+      <w:proofErr w:type="spellStart"/>
+      <w:r>
+        <w:rPr>
+          <w:rFonts w:cs="Times New Roman"/>
+          <w:lang w:val="en-US"/>
+        </w:rPr>
+        <w:t>place</w:t>
+      </w:r>
+      <w:r>
+        <w:rPr>
+          <w:rFonts w:cs="Times New Roman"/>
+          <w:lang w:val="en-US"/>
+        </w:rPr>
+        <w:t>_</w:t>
+      </w:r>
+      <w:r>
+        <w:rPr>
+          <w:rFonts w:cs="Times New Roman"/>
+          <w:lang w:val="en-US"/>
+        </w:rPr>
+        <w:t>of</w:t>
+      </w:r>
+      <w:r>
+        <w:rPr>
+          <w:rFonts w:cs="Times New Roman"/>
+          <w:lang w:val="en-US"/>
+        </w:rPr>
+        <w:t>_</w:t>
+      </w:r>
+      <w:r>
+        <w:rPr>
+          <w:rFonts w:cs="Times New Roman"/>
+          <w:lang w:val="en-US"/>
+        </w:rPr>
+        <w:t>issue</w:t>
+      </w:r>
+      <w:proofErr w:type="spellEnd"/>
+      <w:r>
+        <w:rPr>
+          <w:rFonts w:cs="Times New Roman"/>
+          <w:lang w:val="en-US"/>
+        </w:rPr>
+        <w:t>}}, {{country of issue}}</w:t>
       </w:r>
       <w:r>
         <w:rPr>

--- a/visa_employment.docx
+++ b/visa_employment.docx
@@ -541,7 +541,51 @@
           <w:rFonts w:cs="Times New Roman"/>
           <w:lang w:val="en-US"/>
         </w:rPr>
-        <w:t>}}, {{country of issue}}</w:t>
+        <w:t>}}, {{</w:t>
+      </w:r>
+      <w:proofErr w:type="spellStart"/>
+      <w:r>
+        <w:rPr>
+          <w:rFonts w:cs="Times New Roman"/>
+          <w:lang w:val="en-US"/>
+        </w:rPr>
+        <w:t>country</w:t>
+      </w:r>
+      <w:r>
+        <w:rPr>
+          <w:rFonts w:cs="Times New Roman"/>
+          <w:lang w:val="en-US"/>
+        </w:rPr>
+        <w:t>_</w:t>
+      </w:r>
+      <w:r>
+        <w:rPr>
+          <w:rFonts w:cs="Times New Roman"/>
+          <w:lang w:val="en-US"/>
+        </w:rPr>
+        <w:t>of</w:t>
+      </w:r>
+      <w:r>
+        <w:rPr>
+          <w:rFonts w:cs="Times New Roman"/>
+          <w:lang w:val="en-US"/>
+        </w:rPr>
+        <w:t>_</w:t>
+      </w:r>
+      <w:r>
+        <w:rPr>
+          <w:rFonts w:cs="Times New Roman"/>
+          <w:lang w:val="en-US"/>
+        </w:rPr>
+        <w:t>issue</w:t>
+      </w:r>
+      <w:proofErr w:type="spellEnd"/>
+      <w:r>
+        <w:rPr>
+          <w:rFonts w:cs="Times New Roman"/>
+          <w:lang w:val="en-US"/>
+        </w:rPr>
+        <w:t>}}</w:t>
       </w:r>
       <w:r>
         <w:rPr>
